--- a/React avancé.docx
+++ b/React avancé.docx
@@ -80,10 +80,12 @@
         </w:numPr>
       </w:pPr>
       <w:proofErr w:type="spellStart"/>
+      <w:proofErr w:type="gramStart"/>
       <w:r>
         <w:t>daisyUI</w:t>
       </w:r>
       <w:proofErr w:type="spellEnd"/>
+      <w:proofErr w:type="gramEnd"/>
       <w:r>
         <w:t xml:space="preserve"> </w:t>
       </w:r>
@@ -157,7 +159,23 @@
           <w:highlight w:val="yellow"/>
           <w:lang w:val="en-US"/>
         </w:rPr>
-        <w:t xml:space="preserve"> i </w:t>
+        <w:t xml:space="preserve"> </w:t>
+      </w:r>
+      <w:proofErr w:type="spellStart"/>
+      <w:r>
+        <w:rPr>
+          <w:highlight w:val="yellow"/>
+          <w:lang w:val="en-US"/>
+        </w:rPr>
+        <w:t>i</w:t>
+      </w:r>
+      <w:proofErr w:type="spellEnd"/>
+      <w:r>
+        <w:rPr>
+          <w:highlight w:val="yellow"/>
+          <w:lang w:val="en-US"/>
+        </w:rPr>
+        <w:t xml:space="preserve"> </w:t>
       </w:r>
       <w:proofErr w:type="spellStart"/>
       <w:r>
@@ -202,7 +220,14 @@
         <w:rPr>
           <w:lang w:val="en-US"/>
         </w:rPr>
-        <w:t>vite.config.ts</w:t>
+        <w:t>vite.config.</w:t>
+      </w:r>
+      <w:proofErr w:type="gramStart"/>
+      <w:r>
+        <w:rPr>
+          <w:lang w:val="en-US"/>
+        </w:rPr>
+        <w:t>ts</w:t>
       </w:r>
       <w:proofErr w:type="spellEnd"/>
       <w:r>
@@ -211,6 +236,7 @@
         </w:rPr>
         <w:t> :</w:t>
       </w:r>
+      <w:proofErr w:type="gramEnd"/>
     </w:p>
     <w:p>
       <w:pPr>
@@ -231,7 +257,15 @@
           <w:highlight w:val="yellow"/>
           <w:lang w:val="en-US"/>
         </w:rPr>
-        <w:t xml:space="preserve">import { </w:t>
+        <w:t xml:space="preserve">import </w:t>
+      </w:r>
+      <w:proofErr w:type="gramStart"/>
+      <w:r>
+        <w:rPr>
+          <w:highlight w:val="yellow"/>
+          <w:lang w:val="en-US"/>
+        </w:rPr>
+        <w:t xml:space="preserve">{ </w:t>
       </w:r>
       <w:proofErr w:type="spellStart"/>
       <w:r>
@@ -242,6 +276,7 @@
         <w:t>defineConfig</w:t>
       </w:r>
       <w:proofErr w:type="spellEnd"/>
+      <w:proofErr w:type="gramEnd"/>
       <w:r>
         <w:rPr>
           <w:highlight w:val="yellow"/>
@@ -278,9 +313,18 @@
           <w:highlight w:val="yellow"/>
           <w:lang w:val="en-US"/>
         </w:rPr>
-        <w:t>import react from '@</w:t>
-      </w:r>
-      <w:proofErr w:type="spellStart"/>
+        <w:t xml:space="preserve">import </w:t>
+      </w:r>
+      <w:proofErr w:type="gramStart"/>
+      <w:r>
+        <w:rPr>
+          <w:highlight w:val="yellow"/>
+          <w:lang w:val="en-US"/>
+        </w:rPr>
+        <w:t>react from '@</w:t>
+      </w:r>
+      <w:proofErr w:type="spellStart"/>
+      <w:proofErr w:type="gramEnd"/>
       <w:r>
         <w:rPr>
           <w:highlight w:val="yellow"/>
@@ -325,9 +369,18 @@
           <w:highlight w:val="yellow"/>
           <w:lang w:val="en-US"/>
         </w:rPr>
-        <w:t xml:space="preserve"> from '@</w:t>
-      </w:r>
-      <w:proofErr w:type="spellStart"/>
+        <w:t xml:space="preserve"> </w:t>
+      </w:r>
+      <w:proofErr w:type="gramStart"/>
+      <w:r>
+        <w:rPr>
+          <w:highlight w:val="yellow"/>
+          <w:lang w:val="en-US"/>
+        </w:rPr>
+        <w:t>from '@</w:t>
+      </w:r>
+      <w:proofErr w:type="spellStart"/>
+      <w:proofErr w:type="gramEnd"/>
       <w:r>
         <w:rPr>
           <w:highlight w:val="yellow"/>
@@ -398,6 +451,7 @@
         <w:t xml:space="preserve">export default </w:t>
       </w:r>
       <w:proofErr w:type="spellStart"/>
+      <w:proofErr w:type="gramStart"/>
       <w:r>
         <w:rPr>
           <w:highlight w:val="yellow"/>
@@ -411,24 +465,49 @@
           <w:highlight w:val="yellow"/>
           <w:lang w:val="en-US"/>
         </w:rPr>
-        <w:t>({</w:t>
-      </w:r>
-    </w:p>
-    <w:p>
-      <w:pPr>
-        <w:rPr>
-          <w:highlight w:val="yellow"/>
-          <w:lang w:val="en-US"/>
-        </w:rPr>
-      </w:pPr>
-      <w:r>
-        <w:rPr>
-          <w:highlight w:val="yellow"/>
-          <w:lang w:val="en-US"/>
-        </w:rPr>
-        <w:t xml:space="preserve">  plugins: [react(), </w:t>
-      </w:r>
-      <w:proofErr w:type="spellStart"/>
+        <w:t>(</w:t>
+      </w:r>
+      <w:proofErr w:type="gramEnd"/>
+      <w:r>
+        <w:rPr>
+          <w:highlight w:val="yellow"/>
+          <w:lang w:val="en-US"/>
+        </w:rPr>
+        <w:t>{</w:t>
+      </w:r>
+    </w:p>
+    <w:p>
+      <w:pPr>
+        <w:rPr>
+          <w:highlight w:val="yellow"/>
+          <w:lang w:val="en-US"/>
+        </w:rPr>
+      </w:pPr>
+      <w:r>
+        <w:rPr>
+          <w:highlight w:val="yellow"/>
+          <w:lang w:val="en-US"/>
+        </w:rPr>
+        <w:t>  plugins: [</w:t>
+      </w:r>
+      <w:proofErr w:type="gramStart"/>
+      <w:r>
+        <w:rPr>
+          <w:highlight w:val="yellow"/>
+          <w:lang w:val="en-US"/>
+        </w:rPr>
+        <w:t>react(</w:t>
+      </w:r>
+      <w:proofErr w:type="gramEnd"/>
+      <w:r>
+        <w:rPr>
+          <w:highlight w:val="yellow"/>
+          <w:lang w:val="en-US"/>
+        </w:rPr>
+        <w:t xml:space="preserve">), </w:t>
+      </w:r>
+      <w:proofErr w:type="spellStart"/>
+      <w:proofErr w:type="gramStart"/>
       <w:r>
         <w:rPr>
           <w:highlight w:val="yellow"/>
@@ -442,7 +521,15 @@
           <w:highlight w:val="yellow"/>
           <w:lang w:val="en-US"/>
         </w:rPr>
-        <w:t>()],</w:t>
+        <w:t>(</w:t>
+      </w:r>
+      <w:proofErr w:type="gramEnd"/>
+      <w:r>
+        <w:rPr>
+          <w:highlight w:val="yellow"/>
+          <w:lang w:val="en-US"/>
+        </w:rPr>
+        <w:t>)],</w:t>
       </w:r>
     </w:p>
     <w:p>
@@ -485,8 +572,16 @@
         <w:rPr>
           <w:lang w:val="en-US"/>
         </w:rPr>
-        <w:t xml:space="preserve"> Tailwind :</w:t>
-      </w:r>
+        <w:t xml:space="preserve"> </w:t>
+      </w:r>
+      <w:proofErr w:type="gramStart"/>
+      <w:r>
+        <w:rPr>
+          <w:lang w:val="en-US"/>
+        </w:rPr>
+        <w:t>Tailwind :</w:t>
+      </w:r>
+      <w:proofErr w:type="gramEnd"/>
     </w:p>
     <w:p>
       <w:r>
@@ -512,6 +607,9 @@
     </w:p>
     <w:p>
       <w:r>
+        <w:rPr>
+          <w:noProof/>
+        </w:rPr>
         <w:drawing>
           <wp:inline distT="0" distB="0" distL="0" distR="0" wp14:anchorId="6010CC2E" wp14:editId="2C0912E8">
             <wp:extent cx="1819275" cy="377331"/>
@@ -564,6 +662,9 @@
     </w:p>
     <w:p>
       <w:r>
+        <w:rPr>
+          <w:noProof/>
+        </w:rPr>
         <w:lastRenderedPageBreak/>
         <w:drawing>
           <wp:inline distT="0" distB="0" distL="0" distR="0" wp14:anchorId="2C236165" wp14:editId="35BA5ECB">
@@ -876,8 +977,13 @@
         <w:ind w:firstLine="708"/>
       </w:pPr>
       <w:r>
-        <w:t>Framework mode : rien compris</w:t>
-      </w:r>
+        <w:t xml:space="preserve">Framework mode : </w:t>
+      </w:r>
+      <w:proofErr w:type="gramStart"/>
+      <w:r>
+        <w:t>rien compris</w:t>
+      </w:r>
+      <w:proofErr w:type="gramEnd"/>
     </w:p>
     <w:p>
       <w:r>
@@ -912,6 +1018,9 @@
     </w:p>
     <w:p>
       <w:r>
+        <w:rPr>
+          <w:noProof/>
+        </w:rPr>
         <w:drawing>
           <wp:inline distT="0" distB="0" distL="0" distR="0" wp14:anchorId="078048C8" wp14:editId="5F74C5E5">
             <wp:extent cx="1781424" cy="333422"/>
@@ -1014,6 +1123,7 @@
         <w:rPr>
           <w:b/>
           <w:bCs/>
+          <w:noProof/>
         </w:rPr>
         <w:drawing>
           <wp:inline distT="0" distB="0" distL="0" distR="0" wp14:anchorId="50605C5D" wp14:editId="06548DE3">
@@ -1079,6 +1189,9 @@
     </w:p>
     <w:p>
       <w:r>
+        <w:rPr>
+          <w:noProof/>
+        </w:rPr>
         <w:drawing>
           <wp:inline distT="0" distB="0" distL="0" distR="0" wp14:anchorId="187F5FE4" wp14:editId="7796F97C">
             <wp:extent cx="4847573" cy="3276600"/>
@@ -1166,10 +1279,7 @@
     </w:p>
     <w:p>
       <w:r>
-        <w:t>Et d</w:t>
-      </w:r>
-      <w:r>
-        <w:t xml:space="preserve">ans </w:t>
+        <w:t xml:space="preserve">Et dans </w:t>
       </w:r>
       <w:proofErr w:type="spellStart"/>
       <w:r>
@@ -1186,6 +1296,9 @@
     </w:p>
     <w:p>
       <w:r>
+        <w:rPr>
+          <w:noProof/>
+        </w:rPr>
         <w:drawing>
           <wp:inline distT="0" distB="0" distL="0" distR="0" wp14:anchorId="1922B5B6" wp14:editId="63A1B559">
             <wp:extent cx="1505160" cy="752580"/>
@@ -1247,6 +1360,9 @@
     </w:p>
     <w:p>
       <w:r>
+        <w:rPr>
+          <w:noProof/>
+        </w:rPr>
         <w:drawing>
           <wp:inline distT="0" distB="0" distL="0" distR="0" wp14:anchorId="0A76CAA7" wp14:editId="54EB8368">
             <wp:extent cx="4695825" cy="2306503"/>
@@ -1317,6 +1433,9 @@
     </w:p>
     <w:p>
       <w:r>
+        <w:rPr>
+          <w:noProof/>
+        </w:rPr>
         <w:drawing>
           <wp:inline distT="0" distB="0" distL="0" distR="0" wp14:anchorId="610DF464" wp14:editId="2428997C">
             <wp:extent cx="4687200" cy="2362200"/>
@@ -1414,6 +1533,9 @@
     </w:p>
     <w:p>
       <w:r>
+        <w:rPr>
+          <w:noProof/>
+        </w:rPr>
         <w:drawing>
           <wp:inline distT="0" distB="0" distL="0" distR="0" wp14:anchorId="533AA21D" wp14:editId="67C8B176">
             <wp:extent cx="2343150" cy="3393146"/>
@@ -1461,6 +1583,9 @@
         <w:t xml:space="preserve"> </w:t>
       </w:r>
       <w:r>
+        <w:rPr>
+          <w:noProof/>
+        </w:rPr>
         <w:drawing>
           <wp:inline distT="0" distB="0" distL="0" distR="0" wp14:anchorId="2F6EFC03" wp14:editId="4FC6BACF">
             <wp:extent cx="2200582" cy="314369"/>
@@ -1498,6 +1623,19 @@
         </w:drawing>
       </w:r>
     </w:p>
+    <w:p/>
+    <w:p/>
+    <w:p/>
+    <w:p/>
+    <w:p/>
+    <w:p/>
+    <w:p/>
+    <w:p/>
+    <w:p/>
+    <w:p/>
+    <w:p/>
+    <w:p/>
+    <w:p/>
     <w:p/>
     <w:p/>
     <w:sectPr>
@@ -2229,6 +2367,7 @@
   <w:style w:type="character" w:default="1" w:styleId="DefaultParagraphFont">
     <w:name w:val="Default Paragraph Font"/>
     <w:uiPriority w:val="1"/>
+    <w:semiHidden/>
     <w:unhideWhenUsed/>
   </w:style>
   <w:style w:type="table" w:default="1" w:styleId="TableNormal">
